--- a/data/outputs/v2/Grade11/Biology/Quizzes/SS1.3_Taxonomy_II/Biology_G11_SS1.3_Taxonomy_II_L8_AnswerKey.docx
+++ b/data/outputs/v2/Grade11/Biology/Quizzes/SS1.3_Taxonomy_II/Biology_G11_SS1.3_Taxonomy_II_L8_AnswerKey.docx
@@ -1960,7 +1960,7 @@
         </w:rPr>
         <w:t xml:space="preserve">© 2026 SeaVuria and ARES. Aligned with KICD objectives. Developed by SeaVuria; technical implementation by ARES (with AI assistance from Claude). Licensed under </w:t>
       </w:r>
-      <w:hyperlink w:history="1" r:id="rIdzke9zt4j0q-mzqhzopoh0">
+      <w:hyperlink w:history="1" r:id="rId3qv63iums_terxlvr0jtv">
         <w:r>
           <w:rPr>
             <w:rFonts w:ascii="Arial" w:cs="Arial" w:eastAsia="Arial" w:hAnsi="Arial"/>
@@ -1981,7 +1981,7 @@
         </w:rPr>
         <w:t xml:space="preserve"> (</w:t>
       </w:r>
-      <w:hyperlink w:history="1" r:id="rId_gujuqstzyo1xuc4lnsqi">
+      <w:hyperlink w:history="1" r:id="rIdkb1frtybmcnki7r0baw7n">
         <w:r>
           <w:rPr>
             <w:rFonts w:ascii="Arial" w:cs="Arial" w:eastAsia="Arial" w:hAnsi="Arial"/>

--- a/data/outputs/v2/Grade11/Biology/Quizzes/SS1.3_Taxonomy_II/Biology_G11_SS1.3_Taxonomy_II_L8_AnswerKey.docx
+++ b/data/outputs/v2/Grade11/Biology/Quizzes/SS1.3_Taxonomy_II/Biology_G11_SS1.3_Taxonomy_II_L8_AnswerKey.docx
@@ -1960,7 +1960,7 @@
         </w:rPr>
         <w:t xml:space="preserve">© 2026 SeaVuria and ARES. Aligned with KICD objectives. Developed by SeaVuria; technical implementation by ARES (with AI assistance from Claude). Licensed under </w:t>
       </w:r>
-      <w:hyperlink w:history="1" r:id="rId3qv63iums_terxlvr0jtv">
+      <w:hyperlink w:history="1" r:id="rIdymfx1xxoygoodqhb5vwjk">
         <w:r>
           <w:rPr>
             <w:rFonts w:ascii="Arial" w:cs="Arial" w:eastAsia="Arial" w:hAnsi="Arial"/>
@@ -1981,7 +1981,7 @@
         </w:rPr>
         <w:t xml:space="preserve"> (</w:t>
       </w:r>
-      <w:hyperlink w:history="1" r:id="rIdkb1frtybmcnki7r0baw7n">
+      <w:hyperlink w:history="1" r:id="rIdfryq10zz3ekryqfkdd0di">
         <w:r>
           <w:rPr>
             <w:rFonts w:ascii="Arial" w:cs="Arial" w:eastAsia="Arial" w:hAnsi="Arial"/>
